--- a/Labs/Lab03/Lab03+徐炜杰+202383910029.docx
+++ b/Labs/Lab03/Lab03+徐炜杰+202383910029.docx
@@ -300,7 +300,7 @@
     </w:p>
     <w:p>
       <w:pPr>
-        <w:pStyle w:val="15"/>
+        <w:pStyle w:val="17"/>
         <w:numPr>
           <w:ilvl w:val="0"/>
           <w:numId w:val="1"/>
@@ -326,7 +326,7 @@
     </w:p>
     <w:p>
       <w:pPr>
-        <w:pStyle w:val="15"/>
+        <w:pStyle w:val="17"/>
         <w:numPr>
           <w:ilvl w:val="0"/>
           <w:numId w:val="1"/>
@@ -352,7 +352,7 @@
     </w:p>
     <w:p>
       <w:pPr>
-        <w:pStyle w:val="15"/>
+        <w:pStyle w:val="17"/>
         <w:numPr>
           <w:ilvl w:val="0"/>
           <w:numId w:val="1"/>
@@ -378,7 +378,7 @@
     </w:p>
     <w:p>
       <w:pPr>
-        <w:pStyle w:val="15"/>
+        <w:pStyle w:val="17"/>
         <w:numPr>
           <w:ilvl w:val="0"/>
           <w:numId w:val="1"/>
@@ -404,7 +404,7 @@
     </w:p>
     <w:p>
       <w:pPr>
-        <w:pStyle w:val="15"/>
+        <w:pStyle w:val="17"/>
         <w:numPr>
           <w:ilvl w:val="0"/>
           <w:numId w:val="1"/>
@@ -430,7 +430,7 @@
     </w:p>
     <w:p>
       <w:pPr>
-        <w:pStyle w:val="15"/>
+        <w:pStyle w:val="17"/>
         <w:numPr>
           <w:ilvl w:val="0"/>
           <w:numId w:val="1"/>
@@ -456,7 +456,7 @@
     </w:p>
     <w:p>
       <w:pPr>
-        <w:pStyle w:val="15"/>
+        <w:pStyle w:val="17"/>
         <w:numPr>
           <w:ilvl w:val="0"/>
           <w:numId w:val="1"/>
@@ -482,7 +482,7 @@
     </w:p>
     <w:p>
       <w:pPr>
-        <w:pStyle w:val="15"/>
+        <w:pStyle w:val="17"/>
         <w:numPr>
           <w:ilvl w:val="0"/>
           <w:numId w:val="2"/>
@@ -527,7 +527,7 @@
     </w:p>
     <w:p>
       <w:pPr>
-        <w:pStyle w:val="15"/>
+        <w:pStyle w:val="17"/>
         <w:numPr>
           <w:ilvl w:val="0"/>
           <w:numId w:val="3"/>
@@ -557,7 +557,7 @@
     </w:p>
     <w:p>
       <w:pPr>
-        <w:pStyle w:val="15"/>
+        <w:pStyle w:val="17"/>
         <w:widowControl/>
         <w:numPr>
           <w:ilvl w:val="0"/>
@@ -589,7 +589,7 @@
     </w:p>
     <w:p>
       <w:pPr>
-        <w:pStyle w:val="15"/>
+        <w:pStyle w:val="17"/>
         <w:numPr>
           <w:ilvl w:val="0"/>
           <w:numId w:val="3"/>
@@ -619,7 +619,7 @@
     </w:p>
     <w:p>
       <w:pPr>
-        <w:pStyle w:val="15"/>
+        <w:pStyle w:val="17"/>
         <w:widowControl/>
         <w:numPr>
           <w:ilvl w:val="0"/>
@@ -651,7 +651,7 @@
     </w:p>
     <w:p>
       <w:pPr>
-        <w:pStyle w:val="15"/>
+        <w:pStyle w:val="17"/>
         <w:numPr>
           <w:ilvl w:val="0"/>
           <w:numId w:val="3"/>
@@ -681,7 +681,7 @@
     </w:p>
     <w:p>
       <w:pPr>
-        <w:pStyle w:val="15"/>
+        <w:pStyle w:val="17"/>
         <w:widowControl/>
         <w:numPr>
           <w:ilvl w:val="0"/>
@@ -713,7 +713,7 @@
     </w:p>
     <w:p>
       <w:pPr>
-        <w:pStyle w:val="15"/>
+        <w:pStyle w:val="17"/>
         <w:numPr>
           <w:ilvl w:val="0"/>
           <w:numId w:val="3"/>
@@ -743,7 +743,7 @@
     </w:p>
     <w:p>
       <w:pPr>
-        <w:pStyle w:val="15"/>
+        <w:pStyle w:val="17"/>
         <w:widowControl/>
         <w:numPr>
           <w:ilvl w:val="0"/>
@@ -775,7 +775,7 @@
     </w:p>
     <w:p>
       <w:pPr>
-        <w:pStyle w:val="15"/>
+        <w:pStyle w:val="17"/>
         <w:numPr>
           <w:ilvl w:val="0"/>
           <w:numId w:val="3"/>
@@ -805,7 +805,7 @@
     </w:p>
     <w:p>
       <w:pPr>
-        <w:pStyle w:val="15"/>
+        <w:pStyle w:val="17"/>
         <w:widowControl/>
         <w:numPr>
           <w:ilvl w:val="0"/>
@@ -837,7 +837,7 @@
     </w:p>
     <w:p>
       <w:pPr>
-        <w:pStyle w:val="15"/>
+        <w:pStyle w:val="17"/>
         <w:numPr>
           <w:ilvl w:val="0"/>
           <w:numId w:val="3"/>
@@ -867,7 +867,7 @@
     </w:p>
     <w:p>
       <w:pPr>
-        <w:pStyle w:val="15"/>
+        <w:pStyle w:val="17"/>
         <w:widowControl/>
         <w:numPr>
           <w:ilvl w:val="0"/>
@@ -931,6 +931,7 @@
       <w:pPr>
         <w:widowControl w:val="0"/>
         <w:numPr>
+          <w:ilvl w:val="0"/>
           <w:numId w:val="0"/>
         </w:numPr>
         <w:autoSpaceDE w:val="0"/>
@@ -1512,8 +1513,6 @@
         </w:rPr>
         <w:t xml:space="preserve">The application was successfully exposed by creating a Service of type LoadBalancer, enabling external access to the deployed workload. The service named hello-node has been assigned a cluster-internal IP address and is listening on port 8080, which is mapped to a dynamically allocated node port. </w:t>
       </w:r>
-      <w:bookmarkStart w:id="0" w:name="_GoBack"/>
-      <w:bookmarkEnd w:id="0"/>
     </w:p>
     <w:p>
       <w:pPr>
@@ -1864,17 +1863,6 @@
         <w:spacing w:line="300" w:lineRule="auto"/>
         <w:jc w:val="both"/>
         <w:rPr>
-          <w:rFonts w:hint="default" w:ascii="Times New Roman" w:hAnsi="Times New Roman" w:eastAsia="黑体" w:cs="Times New Roman"/>
-          <w:b w:val="0"/>
-          <w:bCs/>
-          <w:kern w:val="0"/>
-          <w:sz w:val="24"/>
-          <w:szCs w:val="24"/>
-          <w:lang w:val="en-US" w:eastAsia="zh-CN"/>
-        </w:rPr>
-      </w:pPr>
-      <w:r>
-        <w:rPr>
           <w:rFonts w:hint="eastAsia" w:eastAsia="黑体" w:cs="Times New Roman"/>
           <w:b w:val="0"/>
           <w:bCs/>
@@ -1883,8 +1871,1054 @@
           <w:szCs w:val="24"/>
           <w:lang w:val="en-US" w:eastAsia="zh-CN"/>
         </w:rPr>
-        <w:t>4. It was observed that Minikube, while convenient for learning and testing, differs from production environments in aspects such as networking and load balancing. This limitation suggests that further exploration in cloud-based Kubernetes environments is necessary for a deeper understanding.The experiment provided a solid foundation for further study of Kubernetes. It not only strengthened practical skills but also enhanced conceptual understanding, preparing for more advanced topics such as multi-node clusters, scaling strategies, and cloud-native application deployment.</w:t>
-      </w:r>
+      </w:pPr>
+    </w:p>
+    <w:p>
+      <w:pPr>
+        <w:pStyle w:val="22"/>
+        <w:pageBreakBefore w:val="0"/>
+        <w:kinsoku/>
+        <w:wordWrap/>
+        <w:overflowPunct/>
+        <w:topLinePunct w:val="0"/>
+        <w:autoSpaceDE/>
+        <w:autoSpaceDN/>
+        <w:bidi w:val="0"/>
+        <w:spacing w:before="63" w:beforeLines="20" w:after="79" w:afterLines="25" w:afterAutospacing="0" w:line="300" w:lineRule="auto"/>
+        <w:rPr>
+          <w:rFonts w:hint="default"/>
+          <w:sz w:val="28"/>
+          <w:lang w:val="en-US" w:eastAsia="zh-CN"/>
+        </w:rPr>
+      </w:pPr>
+      <w:r>
+        <w:rPr>
+          <w:rFonts w:hint="eastAsia"/>
+          <w:sz w:val="28"/>
+        </w:rPr>
+        <w:t>附录</w:t>
+      </w:r>
+      <w:r>
+        <w:rPr>
+          <w:rFonts w:hint="eastAsia"/>
+          <w:sz w:val="28"/>
+          <w:lang w:val="en-US" w:eastAsia="zh-CN"/>
+        </w:rPr>
+        <w:t xml:space="preserve"> 程序命令代码</w:t>
+      </w:r>
+    </w:p>
+    <w:tbl>
+      <w:tblPr>
+        <w:tblStyle w:val="8"/>
+        <w:tblW w:w="0" w:type="auto"/>
+        <w:tblInd w:w="0" w:type="dxa"/>
+        <w:tblBorders>
+          <w:top w:val="single" w:color="auto" w:sz="4" w:space="0"/>
+          <w:left w:val="single" w:color="auto" w:sz="4" w:space="0"/>
+          <w:bottom w:val="single" w:color="auto" w:sz="4" w:space="0"/>
+          <w:right w:val="single" w:color="auto" w:sz="4" w:space="0"/>
+          <w:insideH w:val="single" w:color="auto" w:sz="4" w:space="0"/>
+          <w:insideV w:val="none" w:color="auto" w:sz="0" w:space="0"/>
+        </w:tblBorders>
+        <w:tblLayout w:type="autofit"/>
+        <w:tblCellMar>
+          <w:top w:w="0" w:type="dxa"/>
+          <w:left w:w="108" w:type="dxa"/>
+          <w:bottom w:w="0" w:type="dxa"/>
+          <w:right w:w="108" w:type="dxa"/>
+        </w:tblCellMar>
+      </w:tblPr>
+      <w:tblGrid>
+        <w:gridCol w:w="8522"/>
+      </w:tblGrid>
+      <w:tr>
+        <w:tblPrEx>
+          <w:tblBorders>
+            <w:top w:val="single" w:color="auto" w:sz="4" w:space="0"/>
+            <w:left w:val="single" w:color="auto" w:sz="4" w:space="0"/>
+            <w:bottom w:val="single" w:color="auto" w:sz="4" w:space="0"/>
+            <w:right w:val="single" w:color="auto" w:sz="4" w:space="0"/>
+            <w:insideH w:val="single" w:color="auto" w:sz="4" w:space="0"/>
+            <w:insideV w:val="none" w:color="auto" w:sz="0" w:space="0"/>
+          </w:tblBorders>
+        </w:tblPrEx>
+        <w:tc>
+          <w:tcPr>
+            <w:tcW w:w="8522" w:type="dxa"/>
+            <w:tcBorders>
+              <w:top w:val="single" w:color="auto" w:sz="8" w:space="0"/>
+              <w:left w:val="single" w:color="auto" w:sz="8" w:space="0"/>
+              <w:bottom w:val="single" w:color="auto" w:sz="8" w:space="0"/>
+              <w:right w:val="single" w:color="auto" w:sz="8" w:space="0"/>
+            </w:tcBorders>
+            <w:shd w:val="clear" w:color="auto" w:fill="D7D7D7" w:themeFill="background1" w:themeFillShade="D8"/>
+          </w:tcPr>
+          <w:p>
+            <w:pPr>
+              <w:keepNext w:val="0"/>
+              <w:keepLines w:val="0"/>
+              <w:pageBreakBefore w:val="0"/>
+              <w:widowControl w:val="0"/>
+              <w:kinsoku/>
+              <w:wordWrap/>
+              <w:overflowPunct/>
+              <w:topLinePunct w:val="0"/>
+              <w:autoSpaceDE/>
+              <w:autoSpaceDN/>
+              <w:bidi w:val="0"/>
+              <w:adjustRightInd/>
+              <w:snapToGrid/>
+              <w:spacing w:line="300" w:lineRule="auto"/>
+              <w:ind w:left="0" w:leftChars="0" w:firstLine="0" w:firstLineChars="0"/>
+              <w:textAlignment w:val="auto"/>
+              <w:rPr>
+                <w:rFonts w:hint="default" w:eastAsia="宋体"/>
+                <w:sz w:val="28"/>
+                <w:vertAlign w:val="baseline"/>
+                <w:lang w:val="en-US" w:eastAsia="zh-CN"/>
+              </w:rPr>
+            </w:pPr>
+            <w:r>
+              <w:rPr>
+                <w:rFonts w:hint="default" w:ascii="Times New Roman" w:hAnsi="Times New Roman" w:eastAsia="宋体" w:cs="Times New Roman"/>
+                <w:sz w:val="24"/>
+                <w:szCs w:val="24"/>
+                <w:vertAlign w:val="baseline"/>
+                <w:lang w:val="en-US" w:eastAsia="zh-CN"/>
+              </w:rPr>
+              <w:t>附录</w:t>
+            </w:r>
+            <w:r>
+              <w:rPr>
+                <w:rFonts w:hint="eastAsia" w:ascii="Times New Roman" w:hAnsi="Times New Roman" w:cs="Times New Roman"/>
+                <w:sz w:val="24"/>
+                <w:szCs w:val="24"/>
+                <w:vertAlign w:val="baseline"/>
+                <w:lang w:val="en-US" w:eastAsia="zh-CN"/>
+              </w:rPr>
+              <w:t>1：检查版本</w:t>
+            </w:r>
+          </w:p>
+        </w:tc>
+      </w:tr>
+      <w:tr>
+        <w:tblPrEx>
+          <w:tblBorders>
+            <w:top w:val="single" w:color="auto" w:sz="4" w:space="0"/>
+            <w:left w:val="single" w:color="auto" w:sz="4" w:space="0"/>
+            <w:bottom w:val="single" w:color="auto" w:sz="4" w:space="0"/>
+            <w:right w:val="single" w:color="auto" w:sz="4" w:space="0"/>
+            <w:insideH w:val="single" w:color="auto" w:sz="4" w:space="0"/>
+            <w:insideV w:val="none" w:color="auto" w:sz="0" w:space="0"/>
+          </w:tblBorders>
+          <w:tblCellMar>
+            <w:top w:w="0" w:type="dxa"/>
+            <w:left w:w="108" w:type="dxa"/>
+            <w:bottom w:w="0" w:type="dxa"/>
+            <w:right w:w="108" w:type="dxa"/>
+          </w:tblCellMar>
+        </w:tblPrEx>
+        <w:tc>
+          <w:tcPr>
+            <w:tcW w:w="8522" w:type="dxa"/>
+            <w:tcBorders>
+              <w:top w:val="single" w:color="auto" w:sz="8" w:space="0"/>
+              <w:left w:val="single" w:color="auto" w:sz="8" w:space="0"/>
+              <w:bottom w:val="single" w:color="auto" w:sz="8" w:space="0"/>
+              <w:right w:val="single" w:color="auto" w:sz="8" w:space="0"/>
+            </w:tcBorders>
+          </w:tcPr>
+          <w:p>
+            <w:pPr>
+              <w:keepNext w:val="0"/>
+              <w:keepLines w:val="0"/>
+              <w:widowControl/>
+              <w:suppressLineNumbers w:val="0"/>
+              <w:pBdr>
+                <w:top w:val="none" w:color="auto" w:sz="0" w:space="0"/>
+                <w:left w:val="none" w:color="auto" w:sz="0" w:space="0"/>
+                <w:bottom w:val="none" w:color="auto" w:sz="0" w:space="0"/>
+                <w:right w:val="none" w:color="auto" w:sz="0" w:space="0"/>
+              </w:pBdr>
+              <w:shd w:val="clear" w:fill="F8F8F8"/>
+              <w:spacing w:before="0" w:beforeAutospacing="0" w:after="0" w:afterAutospacing="0"/>
+              <w:ind w:left="0" w:firstLine="0"/>
+              <w:jc w:val="left"/>
+              <w:rPr>
+                <w:rFonts w:hint="eastAsia"/>
+                <w:sz w:val="28"/>
+                <w:szCs w:val="28"/>
+                <w:vertAlign w:val="baseline"/>
+              </w:rPr>
+            </w:pPr>
+            <w:r>
+              <w:rPr>
+                <w:rFonts w:hint="eastAsia"/>
+                <w:sz w:val="28"/>
+                <w:szCs w:val="28"/>
+                <w:vertAlign w:val="baseline"/>
+              </w:rPr>
+              <w:t>kubectl version --client</w:t>
+            </w:r>
+          </w:p>
+          <w:p>
+            <w:pPr>
+              <w:keepNext w:val="0"/>
+              <w:keepLines w:val="0"/>
+              <w:widowControl/>
+              <w:suppressLineNumbers w:val="0"/>
+              <w:pBdr>
+                <w:top w:val="none" w:color="auto" w:sz="0" w:space="0"/>
+                <w:left w:val="none" w:color="auto" w:sz="0" w:space="0"/>
+                <w:bottom w:val="none" w:color="auto" w:sz="0" w:space="0"/>
+                <w:right w:val="none" w:color="auto" w:sz="0" w:space="0"/>
+              </w:pBdr>
+              <w:shd w:val="clear" w:fill="F8F8F8"/>
+              <w:spacing w:before="0" w:beforeAutospacing="0" w:after="0" w:afterAutospacing="0"/>
+              <w:ind w:left="0" w:firstLine="0"/>
+              <w:jc w:val="left"/>
+              <w:rPr>
+                <w:rFonts w:hint="eastAsia"/>
+                <w:sz w:val="28"/>
+                <w:vertAlign w:val="baseline"/>
+              </w:rPr>
+            </w:pPr>
+            <w:r>
+              <w:rPr>
+                <w:rFonts w:hint="eastAsia"/>
+                <w:sz w:val="28"/>
+                <w:vertAlign w:val="baseline"/>
+              </w:rPr>
+              <w:t>minikube version</w:t>
+            </w:r>
+          </w:p>
+          <w:p>
+            <w:pPr>
+              <w:keepNext w:val="0"/>
+              <w:keepLines w:val="0"/>
+              <w:widowControl/>
+              <w:suppressLineNumbers w:val="0"/>
+              <w:pBdr>
+                <w:top w:val="none" w:color="auto" w:sz="0" w:space="0"/>
+                <w:left w:val="none" w:color="auto" w:sz="0" w:space="0"/>
+                <w:bottom w:val="none" w:color="auto" w:sz="0" w:space="0"/>
+                <w:right w:val="none" w:color="auto" w:sz="0" w:space="0"/>
+              </w:pBdr>
+              <w:shd w:val="clear" w:fill="F8F8F8"/>
+              <w:spacing w:before="0" w:beforeAutospacing="0" w:after="0" w:afterAutospacing="0"/>
+              <w:ind w:left="0" w:firstLine="0"/>
+              <w:jc w:val="left"/>
+              <w:rPr>
+                <w:rFonts w:hint="eastAsia"/>
+                <w:sz w:val="28"/>
+                <w:vertAlign w:val="baseline"/>
+              </w:rPr>
+            </w:pPr>
+            <w:r>
+              <w:rPr>
+                <w:rFonts w:hint="eastAsia"/>
+                <w:sz w:val="28"/>
+                <w:vertAlign w:val="baseline"/>
+              </w:rPr>
+              <w:t>docker ps</w:t>
+            </w:r>
+          </w:p>
+        </w:tc>
+      </w:tr>
+    </w:tbl>
+    <w:p>
+      <w:pPr>
+        <w:numPr>
+          <w:ilvl w:val="0"/>
+          <w:numId w:val="0"/>
+        </w:numPr>
+        <w:autoSpaceDE w:val="0"/>
+        <w:autoSpaceDN w:val="0"/>
+        <w:adjustRightInd w:val="0"/>
+        <w:spacing w:line="300" w:lineRule="auto"/>
+        <w:jc w:val="both"/>
+        <w:rPr>
+          <w:rFonts w:hint="default" w:eastAsia="黑体" w:cs="Times New Roman"/>
+          <w:b w:val="0"/>
+          <w:bCs/>
+          <w:kern w:val="0"/>
+          <w:sz w:val="24"/>
+          <w:szCs w:val="24"/>
+          <w:lang w:val="en-US" w:eastAsia="zh-CN"/>
+        </w:rPr>
+      </w:pPr>
+    </w:p>
+    <w:tbl>
+      <w:tblPr>
+        <w:tblStyle w:val="8"/>
+        <w:tblW w:w="0" w:type="auto"/>
+        <w:tblInd w:w="0" w:type="dxa"/>
+        <w:tblBorders>
+          <w:top w:val="single" w:color="auto" w:sz="4" w:space="0"/>
+          <w:left w:val="single" w:color="auto" w:sz="4" w:space="0"/>
+          <w:bottom w:val="single" w:color="auto" w:sz="4" w:space="0"/>
+          <w:right w:val="single" w:color="auto" w:sz="4" w:space="0"/>
+          <w:insideH w:val="single" w:color="auto" w:sz="4" w:space="0"/>
+          <w:insideV w:val="none" w:color="auto" w:sz="0" w:space="0"/>
+        </w:tblBorders>
+        <w:tblLayout w:type="autofit"/>
+        <w:tblCellMar>
+          <w:top w:w="0" w:type="dxa"/>
+          <w:left w:w="108" w:type="dxa"/>
+          <w:bottom w:w="0" w:type="dxa"/>
+          <w:right w:w="108" w:type="dxa"/>
+        </w:tblCellMar>
+      </w:tblPr>
+      <w:tblGrid>
+        <w:gridCol w:w="8522"/>
+      </w:tblGrid>
+      <w:tr>
+        <w:tblPrEx>
+          <w:tblBorders>
+            <w:top w:val="single" w:color="auto" w:sz="4" w:space="0"/>
+            <w:left w:val="single" w:color="auto" w:sz="4" w:space="0"/>
+            <w:bottom w:val="single" w:color="auto" w:sz="4" w:space="0"/>
+            <w:right w:val="single" w:color="auto" w:sz="4" w:space="0"/>
+            <w:insideH w:val="single" w:color="auto" w:sz="4" w:space="0"/>
+            <w:insideV w:val="none" w:color="auto" w:sz="0" w:space="0"/>
+          </w:tblBorders>
+          <w:tblCellMar>
+            <w:top w:w="0" w:type="dxa"/>
+            <w:left w:w="108" w:type="dxa"/>
+            <w:bottom w:w="0" w:type="dxa"/>
+            <w:right w:w="108" w:type="dxa"/>
+          </w:tblCellMar>
+        </w:tblPrEx>
+        <w:tc>
+          <w:tcPr>
+            <w:tcW w:w="8522" w:type="dxa"/>
+            <w:tcBorders>
+              <w:top w:val="single" w:color="auto" w:sz="8" w:space="0"/>
+              <w:left w:val="single" w:color="auto" w:sz="8" w:space="0"/>
+              <w:bottom w:val="single" w:color="auto" w:sz="8" w:space="0"/>
+              <w:right w:val="single" w:color="auto" w:sz="8" w:space="0"/>
+            </w:tcBorders>
+            <w:shd w:val="clear" w:color="auto" w:fill="D7D7D7" w:themeFill="background1" w:themeFillShade="D8"/>
+          </w:tcPr>
+          <w:p>
+            <w:pPr>
+              <w:keepNext w:val="0"/>
+              <w:keepLines w:val="0"/>
+              <w:pageBreakBefore w:val="0"/>
+              <w:widowControl w:val="0"/>
+              <w:kinsoku/>
+              <w:wordWrap/>
+              <w:overflowPunct/>
+              <w:topLinePunct w:val="0"/>
+              <w:autoSpaceDE/>
+              <w:autoSpaceDN/>
+              <w:bidi w:val="0"/>
+              <w:adjustRightInd/>
+              <w:snapToGrid/>
+              <w:spacing w:line="300" w:lineRule="auto"/>
+              <w:ind w:left="0" w:leftChars="0" w:firstLine="0" w:firstLineChars="0"/>
+              <w:textAlignment w:val="auto"/>
+              <w:rPr>
+                <w:rFonts w:hint="default" w:eastAsia="宋体"/>
+                <w:sz w:val="28"/>
+                <w:vertAlign w:val="baseline"/>
+                <w:lang w:val="en-US" w:eastAsia="zh-CN"/>
+              </w:rPr>
+            </w:pPr>
+            <w:r>
+              <w:rPr>
+                <w:rFonts w:hint="default" w:ascii="Times New Roman" w:hAnsi="Times New Roman" w:eastAsia="宋体" w:cs="Times New Roman"/>
+                <w:sz w:val="24"/>
+                <w:szCs w:val="24"/>
+                <w:vertAlign w:val="baseline"/>
+                <w:lang w:val="en-US" w:eastAsia="zh-CN"/>
+              </w:rPr>
+              <w:t>附录</w:t>
+            </w:r>
+            <w:r>
+              <w:rPr>
+                <w:rFonts w:hint="eastAsia" w:ascii="Times New Roman" w:hAnsi="Times New Roman" w:cs="Times New Roman"/>
+                <w:sz w:val="24"/>
+                <w:szCs w:val="24"/>
+                <w:vertAlign w:val="baseline"/>
+                <w:lang w:val="en-US" w:eastAsia="zh-CN"/>
+              </w:rPr>
+              <w:t>2：启动 Minikube 集群</w:t>
+            </w:r>
+          </w:p>
+        </w:tc>
+      </w:tr>
+      <w:tr>
+        <w:tblPrEx>
+          <w:tblBorders>
+            <w:top w:val="single" w:color="auto" w:sz="4" w:space="0"/>
+            <w:left w:val="single" w:color="auto" w:sz="4" w:space="0"/>
+            <w:bottom w:val="single" w:color="auto" w:sz="4" w:space="0"/>
+            <w:right w:val="single" w:color="auto" w:sz="4" w:space="0"/>
+            <w:insideH w:val="single" w:color="auto" w:sz="4" w:space="0"/>
+            <w:insideV w:val="none" w:color="auto" w:sz="0" w:space="0"/>
+          </w:tblBorders>
+          <w:tblCellMar>
+            <w:top w:w="0" w:type="dxa"/>
+            <w:left w:w="108" w:type="dxa"/>
+            <w:bottom w:w="0" w:type="dxa"/>
+            <w:right w:w="108" w:type="dxa"/>
+          </w:tblCellMar>
+        </w:tblPrEx>
+        <w:tc>
+          <w:tcPr>
+            <w:tcW w:w="8522" w:type="dxa"/>
+            <w:tcBorders>
+              <w:top w:val="single" w:color="auto" w:sz="8" w:space="0"/>
+              <w:left w:val="single" w:color="auto" w:sz="8" w:space="0"/>
+              <w:bottom w:val="single" w:color="auto" w:sz="8" w:space="0"/>
+              <w:right w:val="single" w:color="auto" w:sz="8" w:space="0"/>
+            </w:tcBorders>
+          </w:tcPr>
+          <w:p>
+            <w:pPr>
+              <w:keepNext w:val="0"/>
+              <w:keepLines w:val="0"/>
+              <w:widowControl/>
+              <w:suppressLineNumbers w:val="0"/>
+              <w:pBdr>
+                <w:top w:val="none" w:color="auto" w:sz="0" w:space="0"/>
+                <w:left w:val="none" w:color="auto" w:sz="0" w:space="0"/>
+                <w:bottom w:val="none" w:color="auto" w:sz="0" w:space="0"/>
+                <w:right w:val="none" w:color="auto" w:sz="0" w:space="0"/>
+              </w:pBdr>
+              <w:shd w:val="clear" w:fill="F8F8F8"/>
+              <w:spacing w:before="0" w:beforeAutospacing="0" w:after="0" w:afterAutospacing="0"/>
+              <w:ind w:left="0" w:firstLine="0"/>
+              <w:jc w:val="left"/>
+              <w:rPr>
+                <w:rFonts w:hint="eastAsia"/>
+                <w:sz w:val="28"/>
+                <w:szCs w:val="28"/>
+                <w:vertAlign w:val="baseline"/>
+              </w:rPr>
+            </w:pPr>
+            <w:r>
+              <w:rPr>
+                <w:rFonts w:hint="eastAsia"/>
+                <w:sz w:val="28"/>
+                <w:szCs w:val="28"/>
+                <w:vertAlign w:val="baseline"/>
+              </w:rPr>
+              <w:t>minikube start</w:t>
+            </w:r>
+          </w:p>
+          <w:p>
+            <w:pPr>
+              <w:keepNext w:val="0"/>
+              <w:keepLines w:val="0"/>
+              <w:widowControl/>
+              <w:suppressLineNumbers w:val="0"/>
+              <w:pBdr>
+                <w:top w:val="none" w:color="auto" w:sz="0" w:space="0"/>
+                <w:left w:val="none" w:color="auto" w:sz="0" w:space="0"/>
+                <w:bottom w:val="none" w:color="auto" w:sz="0" w:space="0"/>
+                <w:right w:val="none" w:color="auto" w:sz="0" w:space="0"/>
+              </w:pBdr>
+              <w:shd w:val="clear" w:fill="F8F8F8"/>
+              <w:spacing w:before="0" w:beforeAutospacing="0" w:after="0" w:afterAutospacing="0"/>
+              <w:ind w:left="0" w:firstLine="0"/>
+              <w:jc w:val="left"/>
+              <w:rPr>
+                <w:rFonts w:hint="eastAsia"/>
+                <w:sz w:val="28"/>
+                <w:vertAlign w:val="baseline"/>
+              </w:rPr>
+            </w:pPr>
+            <w:r>
+              <w:rPr>
+                <w:rFonts w:hint="eastAsia"/>
+                <w:sz w:val="28"/>
+                <w:vertAlign w:val="baseline"/>
+              </w:rPr>
+              <w:t>minikube kubectl -- get pods -A</w:t>
+            </w:r>
+          </w:p>
+          <w:p>
+            <w:pPr>
+              <w:keepNext w:val="0"/>
+              <w:keepLines w:val="0"/>
+              <w:widowControl/>
+              <w:suppressLineNumbers w:val="0"/>
+              <w:pBdr>
+                <w:top w:val="none" w:color="auto" w:sz="0" w:space="0"/>
+                <w:left w:val="none" w:color="auto" w:sz="0" w:space="0"/>
+                <w:bottom w:val="none" w:color="auto" w:sz="0" w:space="0"/>
+                <w:right w:val="none" w:color="auto" w:sz="0" w:space="0"/>
+              </w:pBdr>
+              <w:shd w:val="clear" w:fill="F8F8F8"/>
+              <w:spacing w:before="0" w:beforeAutospacing="0" w:after="0" w:afterAutospacing="0"/>
+              <w:ind w:left="0" w:firstLine="0"/>
+              <w:jc w:val="left"/>
+              <w:rPr>
+                <w:rFonts w:hint="eastAsia"/>
+                <w:sz w:val="28"/>
+                <w:vertAlign w:val="baseline"/>
+              </w:rPr>
+            </w:pPr>
+            <w:r>
+              <w:rPr>
+                <w:rFonts w:hint="eastAsia"/>
+                <w:sz w:val="28"/>
+                <w:vertAlign w:val="baseline"/>
+              </w:rPr>
+              <w:t>minikube status</w:t>
+            </w:r>
+          </w:p>
+        </w:tc>
+      </w:tr>
+    </w:tbl>
+    <w:p>
+      <w:pPr>
+        <w:numPr>
+          <w:ilvl w:val="0"/>
+          <w:numId w:val="0"/>
+        </w:numPr>
+        <w:autoSpaceDE w:val="0"/>
+        <w:autoSpaceDN w:val="0"/>
+        <w:adjustRightInd w:val="0"/>
+        <w:spacing w:line="300" w:lineRule="auto"/>
+        <w:jc w:val="both"/>
+        <w:rPr>
+          <w:rFonts w:hint="default" w:eastAsia="黑体" w:cs="Times New Roman"/>
+          <w:b w:val="0"/>
+          <w:bCs/>
+          <w:kern w:val="0"/>
+          <w:sz w:val="24"/>
+          <w:szCs w:val="24"/>
+          <w:lang w:val="en-US" w:eastAsia="zh-CN"/>
+        </w:rPr>
+      </w:pPr>
+    </w:p>
+    <w:tbl>
+      <w:tblPr>
+        <w:tblStyle w:val="8"/>
+        <w:tblW w:w="0" w:type="auto"/>
+        <w:tblInd w:w="0" w:type="dxa"/>
+        <w:tblBorders>
+          <w:top w:val="single" w:color="auto" w:sz="4" w:space="0"/>
+          <w:left w:val="single" w:color="auto" w:sz="4" w:space="0"/>
+          <w:bottom w:val="single" w:color="auto" w:sz="4" w:space="0"/>
+          <w:right w:val="single" w:color="auto" w:sz="4" w:space="0"/>
+          <w:insideH w:val="single" w:color="auto" w:sz="4" w:space="0"/>
+          <w:insideV w:val="none" w:color="auto" w:sz="0" w:space="0"/>
+        </w:tblBorders>
+        <w:tblLayout w:type="autofit"/>
+        <w:tblCellMar>
+          <w:top w:w="0" w:type="dxa"/>
+          <w:left w:w="108" w:type="dxa"/>
+          <w:bottom w:w="0" w:type="dxa"/>
+          <w:right w:w="108" w:type="dxa"/>
+        </w:tblCellMar>
+      </w:tblPr>
+      <w:tblGrid>
+        <w:gridCol w:w="8522"/>
+      </w:tblGrid>
+      <w:tr>
+        <w:tblPrEx>
+          <w:tblBorders>
+            <w:top w:val="single" w:color="auto" w:sz="4" w:space="0"/>
+            <w:left w:val="single" w:color="auto" w:sz="4" w:space="0"/>
+            <w:bottom w:val="single" w:color="auto" w:sz="4" w:space="0"/>
+            <w:right w:val="single" w:color="auto" w:sz="4" w:space="0"/>
+            <w:insideH w:val="single" w:color="auto" w:sz="4" w:space="0"/>
+            <w:insideV w:val="none" w:color="auto" w:sz="0" w:space="0"/>
+          </w:tblBorders>
+          <w:tblCellMar>
+            <w:top w:w="0" w:type="dxa"/>
+            <w:left w:w="108" w:type="dxa"/>
+            <w:bottom w:w="0" w:type="dxa"/>
+            <w:right w:w="108" w:type="dxa"/>
+          </w:tblCellMar>
+        </w:tblPrEx>
+        <w:tc>
+          <w:tcPr>
+            <w:tcW w:w="8522" w:type="dxa"/>
+            <w:tcBorders>
+              <w:top w:val="single" w:color="auto" w:sz="8" w:space="0"/>
+              <w:left w:val="single" w:color="auto" w:sz="8" w:space="0"/>
+              <w:bottom w:val="single" w:color="auto" w:sz="8" w:space="0"/>
+              <w:right w:val="single" w:color="auto" w:sz="8" w:space="0"/>
+            </w:tcBorders>
+            <w:shd w:val="clear" w:color="auto" w:fill="D7D7D7" w:themeFill="background1" w:themeFillShade="D8"/>
+          </w:tcPr>
+          <w:p>
+            <w:pPr>
+              <w:keepNext w:val="0"/>
+              <w:keepLines w:val="0"/>
+              <w:pageBreakBefore w:val="0"/>
+              <w:widowControl w:val="0"/>
+              <w:kinsoku/>
+              <w:wordWrap/>
+              <w:overflowPunct/>
+              <w:topLinePunct w:val="0"/>
+              <w:autoSpaceDE/>
+              <w:autoSpaceDN/>
+              <w:bidi w:val="0"/>
+              <w:adjustRightInd/>
+              <w:snapToGrid/>
+              <w:spacing w:line="300" w:lineRule="auto"/>
+              <w:ind w:left="0" w:leftChars="0" w:firstLine="0" w:firstLineChars="0"/>
+              <w:textAlignment w:val="auto"/>
+              <w:rPr>
+                <w:rFonts w:hint="default" w:eastAsia="宋体"/>
+                <w:sz w:val="28"/>
+                <w:vertAlign w:val="baseline"/>
+                <w:lang w:val="en-US" w:eastAsia="zh-CN"/>
+              </w:rPr>
+            </w:pPr>
+            <w:r>
+              <w:rPr>
+                <w:rFonts w:hint="default" w:ascii="Times New Roman" w:hAnsi="Times New Roman" w:eastAsia="宋体" w:cs="Times New Roman"/>
+                <w:sz w:val="24"/>
+                <w:szCs w:val="24"/>
+                <w:vertAlign w:val="baseline"/>
+                <w:lang w:val="en-US" w:eastAsia="zh-CN"/>
+              </w:rPr>
+              <w:t>附录</w:t>
+            </w:r>
+            <w:r>
+              <w:rPr>
+                <w:rFonts w:hint="eastAsia" w:ascii="Times New Roman" w:hAnsi="Times New Roman" w:cs="Times New Roman"/>
+                <w:sz w:val="24"/>
+                <w:szCs w:val="24"/>
+                <w:vertAlign w:val="baseline"/>
+                <w:lang w:val="en-US" w:eastAsia="zh-CN"/>
+              </w:rPr>
+              <w:t>3：创建 Kubernetes Deployment</w:t>
+            </w:r>
+          </w:p>
+        </w:tc>
+      </w:tr>
+      <w:tr>
+        <w:tblPrEx>
+          <w:tblBorders>
+            <w:top w:val="single" w:color="auto" w:sz="4" w:space="0"/>
+            <w:left w:val="single" w:color="auto" w:sz="4" w:space="0"/>
+            <w:bottom w:val="single" w:color="auto" w:sz="4" w:space="0"/>
+            <w:right w:val="single" w:color="auto" w:sz="4" w:space="0"/>
+            <w:insideH w:val="single" w:color="auto" w:sz="4" w:space="0"/>
+            <w:insideV w:val="none" w:color="auto" w:sz="0" w:space="0"/>
+          </w:tblBorders>
+          <w:tblCellMar>
+            <w:top w:w="0" w:type="dxa"/>
+            <w:left w:w="108" w:type="dxa"/>
+            <w:bottom w:w="0" w:type="dxa"/>
+            <w:right w:w="108" w:type="dxa"/>
+          </w:tblCellMar>
+        </w:tblPrEx>
+        <w:tc>
+          <w:tcPr>
+            <w:tcW w:w="8522" w:type="dxa"/>
+            <w:tcBorders>
+              <w:top w:val="single" w:color="auto" w:sz="8" w:space="0"/>
+              <w:left w:val="single" w:color="auto" w:sz="8" w:space="0"/>
+              <w:bottom w:val="single" w:color="auto" w:sz="8" w:space="0"/>
+              <w:right w:val="single" w:color="auto" w:sz="8" w:space="0"/>
+            </w:tcBorders>
+          </w:tcPr>
+          <w:p>
+            <w:pPr>
+              <w:keepNext w:val="0"/>
+              <w:keepLines w:val="0"/>
+              <w:widowControl/>
+              <w:suppressLineNumbers w:val="0"/>
+              <w:pBdr>
+                <w:top w:val="none" w:color="auto" w:sz="0" w:space="0"/>
+                <w:left w:val="none" w:color="auto" w:sz="0" w:space="0"/>
+                <w:bottom w:val="none" w:color="auto" w:sz="0" w:space="0"/>
+                <w:right w:val="none" w:color="auto" w:sz="0" w:space="0"/>
+              </w:pBdr>
+              <w:shd w:val="clear" w:fill="F8F8F8"/>
+              <w:spacing w:before="0" w:beforeAutospacing="0" w:after="0" w:afterAutospacing="0"/>
+              <w:ind w:left="0" w:firstLine="0"/>
+              <w:jc w:val="left"/>
+              <w:rPr>
+                <w:rFonts w:hint="eastAsia"/>
+                <w:sz w:val="28"/>
+                <w:szCs w:val="28"/>
+                <w:vertAlign w:val="baseline"/>
+              </w:rPr>
+            </w:pPr>
+            <w:r>
+              <w:rPr>
+                <w:rFonts w:hint="eastAsia"/>
+                <w:sz w:val="28"/>
+                <w:szCs w:val="28"/>
+                <w:vertAlign w:val="baseline"/>
+              </w:rPr>
+              <w:t>kubectl create deployment hello-node --image=registry.k8s.io/e2e-test-images/agnhost:2.53 -- /agnhost netexec --http-port=8080</w:t>
+            </w:r>
+          </w:p>
+          <w:p>
+            <w:pPr>
+              <w:keepNext w:val="0"/>
+              <w:keepLines w:val="0"/>
+              <w:widowControl/>
+              <w:suppressLineNumbers w:val="0"/>
+              <w:pBdr>
+                <w:top w:val="none" w:color="auto" w:sz="0" w:space="0"/>
+                <w:left w:val="none" w:color="auto" w:sz="0" w:space="0"/>
+                <w:bottom w:val="none" w:color="auto" w:sz="0" w:space="0"/>
+                <w:right w:val="none" w:color="auto" w:sz="0" w:space="0"/>
+              </w:pBdr>
+              <w:shd w:val="clear" w:fill="F8F8F8"/>
+              <w:spacing w:before="0" w:beforeAutospacing="0" w:after="0" w:afterAutospacing="0"/>
+              <w:ind w:left="0" w:firstLine="0"/>
+              <w:jc w:val="left"/>
+              <w:rPr>
+                <w:rFonts w:hint="eastAsia"/>
+                <w:sz w:val="28"/>
+                <w:vertAlign w:val="baseline"/>
+              </w:rPr>
+            </w:pPr>
+            <w:r>
+              <w:rPr>
+                <w:rFonts w:hint="eastAsia"/>
+                <w:sz w:val="28"/>
+                <w:vertAlign w:val="baseline"/>
+              </w:rPr>
+              <w:t>kubectl get deployments</w:t>
+            </w:r>
+          </w:p>
+          <w:p>
+            <w:pPr>
+              <w:keepNext w:val="0"/>
+              <w:keepLines w:val="0"/>
+              <w:widowControl/>
+              <w:suppressLineNumbers w:val="0"/>
+              <w:pBdr>
+                <w:top w:val="none" w:color="auto" w:sz="0" w:space="0"/>
+                <w:left w:val="none" w:color="auto" w:sz="0" w:space="0"/>
+                <w:bottom w:val="none" w:color="auto" w:sz="0" w:space="0"/>
+                <w:right w:val="none" w:color="auto" w:sz="0" w:space="0"/>
+              </w:pBdr>
+              <w:shd w:val="clear" w:fill="F8F8F8"/>
+              <w:spacing w:before="0" w:beforeAutospacing="0" w:after="0" w:afterAutospacing="0"/>
+              <w:ind w:left="0" w:firstLine="0"/>
+              <w:jc w:val="left"/>
+              <w:rPr>
+                <w:rFonts w:hint="eastAsia"/>
+                <w:sz w:val="28"/>
+                <w:vertAlign w:val="baseline"/>
+              </w:rPr>
+            </w:pPr>
+            <w:r>
+              <w:rPr>
+                <w:rFonts w:hint="eastAsia"/>
+                <w:sz w:val="28"/>
+                <w:vertAlign w:val="baseline"/>
+              </w:rPr>
+              <w:t>kubectl get pods</w:t>
+            </w:r>
+          </w:p>
+          <w:p>
+            <w:pPr>
+              <w:keepNext w:val="0"/>
+              <w:keepLines w:val="0"/>
+              <w:widowControl/>
+              <w:suppressLineNumbers w:val="0"/>
+              <w:pBdr>
+                <w:top w:val="none" w:color="auto" w:sz="0" w:space="0"/>
+                <w:left w:val="none" w:color="auto" w:sz="0" w:space="0"/>
+                <w:bottom w:val="none" w:color="auto" w:sz="0" w:space="0"/>
+                <w:right w:val="none" w:color="auto" w:sz="0" w:space="0"/>
+              </w:pBdr>
+              <w:shd w:val="clear" w:fill="F8F8F8"/>
+              <w:spacing w:before="0" w:beforeAutospacing="0" w:after="0" w:afterAutospacing="0"/>
+              <w:ind w:left="0" w:firstLine="0"/>
+              <w:jc w:val="left"/>
+              <w:rPr>
+                <w:rFonts w:hint="eastAsia"/>
+                <w:sz w:val="28"/>
+                <w:vertAlign w:val="baseline"/>
+              </w:rPr>
+            </w:pPr>
+            <w:r>
+              <w:rPr>
+                <w:rFonts w:hint="eastAsia"/>
+                <w:sz w:val="28"/>
+                <w:vertAlign w:val="baseline"/>
+              </w:rPr>
+              <w:t>kubectl logs hello-node-64fc5894d-9nf8g</w:t>
+            </w:r>
+          </w:p>
+        </w:tc>
+      </w:tr>
+    </w:tbl>
+    <w:p>
+      <w:pPr>
+        <w:numPr>
+          <w:ilvl w:val="0"/>
+          <w:numId w:val="0"/>
+        </w:numPr>
+        <w:autoSpaceDE w:val="0"/>
+        <w:autoSpaceDN w:val="0"/>
+        <w:adjustRightInd w:val="0"/>
+        <w:spacing w:line="300" w:lineRule="auto"/>
+        <w:jc w:val="both"/>
+        <w:rPr>
+          <w:rFonts w:hint="default" w:eastAsia="黑体" w:cs="Times New Roman"/>
+          <w:b w:val="0"/>
+          <w:bCs/>
+          <w:kern w:val="0"/>
+          <w:sz w:val="24"/>
+          <w:szCs w:val="24"/>
+          <w:lang w:val="en-US" w:eastAsia="zh-CN"/>
+        </w:rPr>
+      </w:pPr>
+    </w:p>
+    <w:tbl>
+      <w:tblPr>
+        <w:tblStyle w:val="8"/>
+        <w:tblW w:w="0" w:type="auto"/>
+        <w:tblInd w:w="0" w:type="dxa"/>
+        <w:tblBorders>
+          <w:top w:val="single" w:color="auto" w:sz="4" w:space="0"/>
+          <w:left w:val="single" w:color="auto" w:sz="4" w:space="0"/>
+          <w:bottom w:val="single" w:color="auto" w:sz="4" w:space="0"/>
+          <w:right w:val="single" w:color="auto" w:sz="4" w:space="0"/>
+          <w:insideH w:val="single" w:color="auto" w:sz="4" w:space="0"/>
+          <w:insideV w:val="none" w:color="auto" w:sz="0" w:space="0"/>
+        </w:tblBorders>
+        <w:tblLayout w:type="autofit"/>
+        <w:tblCellMar>
+          <w:top w:w="0" w:type="dxa"/>
+          <w:left w:w="108" w:type="dxa"/>
+          <w:bottom w:w="0" w:type="dxa"/>
+          <w:right w:w="108" w:type="dxa"/>
+        </w:tblCellMar>
+      </w:tblPr>
+      <w:tblGrid>
+        <w:gridCol w:w="8522"/>
+      </w:tblGrid>
+      <w:tr>
+        <w:tblPrEx>
+          <w:tblBorders>
+            <w:top w:val="single" w:color="auto" w:sz="4" w:space="0"/>
+            <w:left w:val="single" w:color="auto" w:sz="4" w:space="0"/>
+            <w:bottom w:val="single" w:color="auto" w:sz="4" w:space="0"/>
+            <w:right w:val="single" w:color="auto" w:sz="4" w:space="0"/>
+            <w:insideH w:val="single" w:color="auto" w:sz="4" w:space="0"/>
+            <w:insideV w:val="none" w:color="auto" w:sz="0" w:space="0"/>
+          </w:tblBorders>
+          <w:tblCellMar>
+            <w:top w:w="0" w:type="dxa"/>
+            <w:left w:w="108" w:type="dxa"/>
+            <w:bottom w:w="0" w:type="dxa"/>
+            <w:right w:w="108" w:type="dxa"/>
+          </w:tblCellMar>
+        </w:tblPrEx>
+        <w:tc>
+          <w:tcPr>
+            <w:tcW w:w="8522" w:type="dxa"/>
+            <w:tcBorders>
+              <w:top w:val="single" w:color="auto" w:sz="8" w:space="0"/>
+              <w:left w:val="single" w:color="auto" w:sz="8" w:space="0"/>
+              <w:bottom w:val="single" w:color="auto" w:sz="8" w:space="0"/>
+              <w:right w:val="single" w:color="auto" w:sz="8" w:space="0"/>
+            </w:tcBorders>
+            <w:shd w:val="clear" w:color="auto" w:fill="D7D7D7" w:themeFill="background1" w:themeFillShade="D8"/>
+          </w:tcPr>
+          <w:p>
+            <w:pPr>
+              <w:keepNext w:val="0"/>
+              <w:keepLines w:val="0"/>
+              <w:pageBreakBefore w:val="0"/>
+              <w:widowControl w:val="0"/>
+              <w:kinsoku/>
+              <w:wordWrap/>
+              <w:overflowPunct/>
+              <w:topLinePunct w:val="0"/>
+              <w:autoSpaceDE/>
+              <w:autoSpaceDN/>
+              <w:bidi w:val="0"/>
+              <w:adjustRightInd/>
+              <w:snapToGrid/>
+              <w:spacing w:line="300" w:lineRule="auto"/>
+              <w:ind w:left="0" w:leftChars="0" w:firstLine="0" w:firstLineChars="0"/>
+              <w:textAlignment w:val="auto"/>
+              <w:rPr>
+                <w:rFonts w:hint="default" w:eastAsia="宋体"/>
+                <w:sz w:val="28"/>
+                <w:vertAlign w:val="baseline"/>
+                <w:lang w:val="en-US" w:eastAsia="zh-CN"/>
+              </w:rPr>
+            </w:pPr>
+            <w:r>
+              <w:rPr>
+                <w:rFonts w:hint="default" w:ascii="Times New Roman" w:hAnsi="Times New Roman" w:eastAsia="宋体" w:cs="Times New Roman"/>
+                <w:sz w:val="24"/>
+                <w:szCs w:val="24"/>
+                <w:vertAlign w:val="baseline"/>
+                <w:lang w:val="en-US" w:eastAsia="zh-CN"/>
+              </w:rPr>
+              <w:t>附录</w:t>
+            </w:r>
+            <w:r>
+              <w:rPr>
+                <w:rFonts w:hint="eastAsia" w:ascii="Times New Roman" w:hAnsi="Times New Roman" w:cs="Times New Roman"/>
+                <w:sz w:val="24"/>
+                <w:szCs w:val="24"/>
+                <w:vertAlign w:val="baseline"/>
+                <w:lang w:val="en-US" w:eastAsia="zh-CN"/>
+              </w:rPr>
+              <w:t>4：访问服务</w:t>
+            </w:r>
+          </w:p>
+        </w:tc>
+      </w:tr>
+      <w:tr>
+        <w:tblPrEx>
+          <w:tblBorders>
+            <w:top w:val="single" w:color="auto" w:sz="4" w:space="0"/>
+            <w:left w:val="single" w:color="auto" w:sz="4" w:space="0"/>
+            <w:bottom w:val="single" w:color="auto" w:sz="4" w:space="0"/>
+            <w:right w:val="single" w:color="auto" w:sz="4" w:space="0"/>
+            <w:insideH w:val="single" w:color="auto" w:sz="4" w:space="0"/>
+            <w:insideV w:val="none" w:color="auto" w:sz="0" w:space="0"/>
+          </w:tblBorders>
+          <w:tblCellMar>
+            <w:top w:w="0" w:type="dxa"/>
+            <w:left w:w="108" w:type="dxa"/>
+            <w:bottom w:w="0" w:type="dxa"/>
+            <w:right w:w="108" w:type="dxa"/>
+          </w:tblCellMar>
+        </w:tblPrEx>
+        <w:tc>
+          <w:tcPr>
+            <w:tcW w:w="8522" w:type="dxa"/>
+            <w:tcBorders>
+              <w:top w:val="single" w:color="auto" w:sz="8" w:space="0"/>
+              <w:left w:val="single" w:color="auto" w:sz="8" w:space="0"/>
+              <w:bottom w:val="single" w:color="auto" w:sz="8" w:space="0"/>
+              <w:right w:val="single" w:color="auto" w:sz="8" w:space="0"/>
+            </w:tcBorders>
+          </w:tcPr>
+          <w:p>
+            <w:pPr>
+              <w:keepNext w:val="0"/>
+              <w:keepLines w:val="0"/>
+              <w:widowControl/>
+              <w:suppressLineNumbers w:val="0"/>
+              <w:pBdr>
+                <w:top w:val="none" w:color="auto" w:sz="0" w:space="0"/>
+                <w:left w:val="none" w:color="auto" w:sz="0" w:space="0"/>
+                <w:bottom w:val="none" w:color="auto" w:sz="0" w:space="0"/>
+                <w:right w:val="none" w:color="auto" w:sz="0" w:space="0"/>
+              </w:pBdr>
+              <w:shd w:val="clear" w:fill="F8F8F8"/>
+              <w:spacing w:before="0" w:beforeAutospacing="0" w:after="0" w:afterAutospacing="0"/>
+              <w:ind w:left="0" w:firstLine="0"/>
+              <w:jc w:val="left"/>
+              <w:rPr>
+                <w:rFonts w:hint="eastAsia"/>
+                <w:sz w:val="28"/>
+                <w:vertAlign w:val="baseline"/>
+              </w:rPr>
+            </w:pPr>
+            <w:r>
+              <w:rPr>
+                <w:rFonts w:hint="eastAsia"/>
+                <w:sz w:val="28"/>
+                <w:vertAlign w:val="baseline"/>
+              </w:rPr>
+              <w:t>kubectl expose deployment hello-node --type=LoadBalancer --port=8080</w:t>
+            </w:r>
+          </w:p>
+          <w:p>
+            <w:pPr>
+              <w:keepNext w:val="0"/>
+              <w:keepLines w:val="0"/>
+              <w:widowControl/>
+              <w:suppressLineNumbers w:val="0"/>
+              <w:pBdr>
+                <w:top w:val="none" w:color="auto" w:sz="0" w:space="0"/>
+                <w:left w:val="none" w:color="auto" w:sz="0" w:space="0"/>
+                <w:bottom w:val="none" w:color="auto" w:sz="0" w:space="0"/>
+                <w:right w:val="none" w:color="auto" w:sz="0" w:space="0"/>
+              </w:pBdr>
+              <w:shd w:val="clear" w:fill="F8F8F8"/>
+              <w:spacing w:before="0" w:beforeAutospacing="0" w:after="0" w:afterAutospacing="0"/>
+              <w:ind w:left="0" w:firstLine="0"/>
+              <w:jc w:val="left"/>
+              <w:rPr>
+                <w:rFonts w:hint="eastAsia"/>
+                <w:sz w:val="28"/>
+                <w:vertAlign w:val="baseline"/>
+              </w:rPr>
+            </w:pPr>
+            <w:r>
+              <w:rPr>
+                <w:rFonts w:hint="eastAsia"/>
+                <w:sz w:val="28"/>
+                <w:vertAlign w:val="baseline"/>
+              </w:rPr>
+              <w:t>kubectl get services</w:t>
+            </w:r>
+          </w:p>
+          <w:p>
+            <w:pPr>
+              <w:keepNext w:val="0"/>
+              <w:keepLines w:val="0"/>
+              <w:widowControl/>
+              <w:suppressLineNumbers w:val="0"/>
+              <w:pBdr>
+                <w:top w:val="none" w:color="auto" w:sz="0" w:space="0"/>
+                <w:left w:val="none" w:color="auto" w:sz="0" w:space="0"/>
+                <w:bottom w:val="none" w:color="auto" w:sz="0" w:space="0"/>
+                <w:right w:val="none" w:color="auto" w:sz="0" w:space="0"/>
+              </w:pBdr>
+              <w:shd w:val="clear" w:fill="F8F8F8"/>
+              <w:spacing w:before="0" w:beforeAutospacing="0" w:after="0" w:afterAutospacing="0"/>
+              <w:ind w:left="0" w:firstLine="0"/>
+              <w:jc w:val="left"/>
+              <w:rPr>
+                <w:rFonts w:hint="eastAsia"/>
+                <w:sz w:val="28"/>
+                <w:vertAlign w:val="baseline"/>
+              </w:rPr>
+            </w:pPr>
+            <w:r>
+              <w:rPr>
+                <w:rFonts w:hint="eastAsia"/>
+                <w:sz w:val="28"/>
+                <w:vertAlign w:val="baseline"/>
+              </w:rPr>
+              <w:t>minikube service hello-node</w:t>
+            </w:r>
+            <w:bookmarkStart w:id="0" w:name="_GoBack"/>
+            <w:bookmarkEnd w:id="0"/>
+          </w:p>
+        </w:tc>
+      </w:tr>
+    </w:tbl>
+    <w:p>
+      <w:pPr>
+        <w:numPr>
+          <w:ilvl w:val="0"/>
+          <w:numId w:val="0"/>
+        </w:numPr>
+        <w:autoSpaceDE w:val="0"/>
+        <w:autoSpaceDN w:val="0"/>
+        <w:adjustRightInd w:val="0"/>
+        <w:spacing w:line="300" w:lineRule="auto"/>
+        <w:jc w:val="both"/>
+        <w:rPr>
+          <w:rFonts w:hint="default" w:eastAsia="黑体" w:cs="Times New Roman"/>
+          <w:b w:val="0"/>
+          <w:bCs/>
+          <w:kern w:val="0"/>
+          <w:sz w:val="24"/>
+          <w:szCs w:val="24"/>
+          <w:lang w:val="en-US" w:eastAsia="zh-CN"/>
+        </w:rPr>
+      </w:pPr>
     </w:p>
     <w:sectPr>
       <w:pgSz w:w="11906" w:h="16838"/>
@@ -2022,7 +3056,7 @@
     <w:lsdException w:unhideWhenUsed="0" w:uiPriority="0" w:semiHidden="0" w:name="Normal Indent"/>
     <w:lsdException w:unhideWhenUsed="0" w:uiPriority="0" w:semiHidden="0" w:name="footnote text"/>
     <w:lsdException w:unhideWhenUsed="0" w:uiPriority="0" w:semiHidden="0" w:name="annotation text"/>
-    <w:lsdException w:unhideWhenUsed="0" w:uiPriority="0" w:semiHidden="0" w:name="header"/>
+    <w:lsdException w:qFormat="1" w:unhideWhenUsed="0" w:uiPriority="0" w:semiHidden="0" w:name="header"/>
     <w:lsdException w:qFormat="1" w:unhideWhenUsed="0" w:uiPriority="0" w:semiHidden="0" w:name="footer"/>
     <w:lsdException w:unhideWhenUsed="0" w:uiPriority="0" w:semiHidden="0" w:name="index heading"/>
     <w:lsdException w:qFormat="1" w:uiPriority="0" w:name="caption"/>
@@ -2087,14 +3121,14 @@
     <w:lsdException w:unhideWhenUsed="0" w:uiPriority="0" w:semiHidden="0" w:name="HTML Acronym"/>
     <w:lsdException w:unhideWhenUsed="0" w:uiPriority="0" w:semiHidden="0" w:name="HTML Address"/>
     <w:lsdException w:unhideWhenUsed="0" w:uiPriority="0" w:semiHidden="0" w:name="HTML Cite"/>
-    <w:lsdException w:unhideWhenUsed="0" w:uiPriority="0" w:semiHidden="0" w:name="HTML Code"/>
+    <w:lsdException w:qFormat="1" w:unhideWhenUsed="0" w:uiPriority="0" w:semiHidden="0" w:name="HTML Code"/>
     <w:lsdException w:unhideWhenUsed="0" w:uiPriority="0" w:semiHidden="0" w:name="HTML Definition"/>
     <w:lsdException w:unhideWhenUsed="0" w:uiPriority="0" w:semiHidden="0" w:name="HTML Keyboard"/>
     <w:lsdException w:qFormat="1" w:unhideWhenUsed="0" w:uiPriority="0" w:semiHidden="0" w:name="HTML Preformatted"/>
     <w:lsdException w:unhideWhenUsed="0" w:uiPriority="0" w:semiHidden="0" w:name="HTML Sample"/>
     <w:lsdException w:unhideWhenUsed="0" w:uiPriority="0" w:semiHidden="0" w:name="HTML Typewriter"/>
     <w:lsdException w:unhideWhenUsed="0" w:uiPriority="0" w:semiHidden="0" w:name="HTML Variable"/>
-    <w:lsdException w:uiPriority="99" w:name="Normal Table"/>
+    <w:lsdException w:qFormat="1" w:uiPriority="99" w:name="Normal Table"/>
     <w:lsdException w:unhideWhenUsed="0" w:uiPriority="0" w:semiHidden="0" w:name="annotation subject"/>
     <w:lsdException w:uiPriority="0" w:name="Table Simple 1"/>
     <w:lsdException w:uiPriority="0" w:name="Table Simple 2"/>
@@ -2139,7 +3173,7 @@
     <w:lsdException w:uiPriority="0" w:name="Table Web 2"/>
     <w:lsdException w:uiPriority="0" w:name="Table Web 3"/>
     <w:lsdException w:unhideWhenUsed="0" w:uiPriority="0" w:semiHidden="0" w:name="Balloon Text"/>
-    <w:lsdException w:unhideWhenUsed="0" w:uiPriority="0" w:semiHidden="0" w:name="Table Grid"/>
+    <w:lsdException w:qFormat="1" w:unhideWhenUsed="0" w:uiPriority="39" w:semiHidden="0" w:name="Table Grid"/>
     <w:lsdException w:uiPriority="0" w:name="Table Theme"/>
     <w:lsdException w:unhideWhenUsed="0" w:uiPriority="60" w:semiHidden="0" w:name="Light Shading"/>
     <w:lsdException w:unhideWhenUsed="0" w:uiPriority="61" w:semiHidden="0" w:name="Light List"/>
@@ -2257,7 +3291,7 @@
       <w:lang w:val="en-US" w:eastAsia="zh-CN" w:bidi="ar-SA"/>
     </w:rPr>
   </w:style>
-  <w:style w:type="character" w:default="1" w:styleId="8">
+  <w:style w:type="character" w:default="1" w:styleId="9">
     <w:name w:val="Default Paragraph Font"/>
     <w:unhideWhenUsed/>
     <w:qFormat/>
@@ -2267,6 +3301,7 @@
     <w:name w:val="Normal Table"/>
     <w:semiHidden/>
     <w:unhideWhenUsed/>
+    <w:qFormat/>
     <w:uiPriority w:val="99"/>
     <w:tblPr>
       <w:tblCellMar>
@@ -2280,7 +3315,7 @@
   <w:style w:type="paragraph" w:styleId="2">
     <w:name w:val="Balloon Text"/>
     <w:basedOn w:val="1"/>
-    <w:link w:val="18"/>
+    <w:link w:val="20"/>
     <w:uiPriority w:val="0"/>
     <w:rPr>
       <w:sz w:val="18"/>
@@ -2290,7 +3325,7 @@
   <w:style w:type="paragraph" w:styleId="3">
     <w:name w:val="footer"/>
     <w:basedOn w:val="1"/>
-    <w:link w:val="14"/>
+    <w:link w:val="16"/>
     <w:qFormat/>
     <w:uiPriority w:val="0"/>
     <w:pPr>
@@ -2309,7 +3344,8 @@
   <w:style w:type="paragraph" w:styleId="4">
     <w:name w:val="header"/>
     <w:basedOn w:val="1"/>
-    <w:link w:val="13"/>
+    <w:link w:val="15"/>
+    <w:qFormat/>
     <w:uiPriority w:val="0"/>
     <w:pPr>
       <w:pBdr>
@@ -2375,9 +3411,34 @@
       <w:lang w:val="en-US" w:eastAsia="zh-CN" w:bidi="ar"/>
     </w:rPr>
   </w:style>
-  <w:style w:type="character" w:styleId="9">
+  <w:style w:type="table" w:styleId="8">
+    <w:name w:val="Table Grid"/>
+    <w:basedOn w:val="7"/>
+    <w:qFormat/>
+    <w:uiPriority w:val="39"/>
+    <w:tblPr>
+      <w:tblBorders>
+        <w:top w:val="single" w:color="auto" w:sz="4" w:space="0"/>
+        <w:left w:val="single" w:color="auto" w:sz="4" w:space="0"/>
+        <w:bottom w:val="single" w:color="auto" w:sz="4" w:space="0"/>
+        <w:right w:val="single" w:color="auto" w:sz="4" w:space="0"/>
+        <w:insideH w:val="single" w:color="auto" w:sz="4" w:space="0"/>
+        <w:insideV w:val="single" w:color="auto" w:sz="4" w:space="0"/>
+      </w:tblBorders>
+    </w:tblPr>
+  </w:style>
+  <w:style w:type="character" w:styleId="10">
+    <w:name w:val="Strong"/>
+    <w:basedOn w:val="9"/>
+    <w:qFormat/>
+    <w:uiPriority w:val="0"/>
+    <w:rPr>
+      <w:b/>
+    </w:rPr>
+  </w:style>
+  <w:style w:type="character" w:styleId="11">
     <w:name w:val="FollowedHyperlink"/>
-    <w:basedOn w:val="8"/>
+    <w:basedOn w:val="9"/>
     <w:qFormat/>
     <w:uiPriority w:val="0"/>
     <w:rPr>
@@ -2390,18 +3451,18 @@
       </w14:textFill>
     </w:rPr>
   </w:style>
-  <w:style w:type="character" w:styleId="10">
+  <w:style w:type="character" w:styleId="12">
     <w:name w:val="Emphasis"/>
-    <w:basedOn w:val="8"/>
+    <w:basedOn w:val="9"/>
     <w:qFormat/>
     <w:uiPriority w:val="0"/>
     <w:rPr>
       <w:i/>
     </w:rPr>
   </w:style>
-  <w:style w:type="character" w:styleId="11">
+  <w:style w:type="character" w:styleId="13">
     <w:name w:val="Hyperlink"/>
-    <w:basedOn w:val="8"/>
+    <w:basedOn w:val="9"/>
     <w:qFormat/>
     <w:uiPriority w:val="0"/>
     <w:rPr>
@@ -2414,18 +3475,19 @@
       </w14:textFill>
     </w:rPr>
   </w:style>
-  <w:style w:type="character" w:styleId="12">
+  <w:style w:type="character" w:styleId="14">
     <w:name w:val="HTML Code"/>
-    <w:basedOn w:val="8"/>
+    <w:basedOn w:val="9"/>
+    <w:qFormat/>
     <w:uiPriority w:val="0"/>
     <w:rPr>
       <w:rFonts w:ascii="Courier New" w:hAnsi="Courier New"/>
       <w:sz w:val="20"/>
     </w:rPr>
   </w:style>
-  <w:style w:type="character" w:customStyle="1" w:styleId="13">
+  <w:style w:type="character" w:customStyle="1" w:styleId="15">
     <w:name w:val="页眉 字符"/>
-    <w:basedOn w:val="8"/>
+    <w:basedOn w:val="9"/>
     <w:link w:val="4"/>
     <w:qFormat/>
     <w:uiPriority w:val="0"/>
@@ -2435,9 +3497,9 @@
       <w:szCs w:val="18"/>
     </w:rPr>
   </w:style>
-  <w:style w:type="character" w:customStyle="1" w:styleId="14">
+  <w:style w:type="character" w:customStyle="1" w:styleId="16">
     <w:name w:val="页脚 字符"/>
-    <w:basedOn w:val="8"/>
+    <w:basedOn w:val="9"/>
     <w:link w:val="3"/>
     <w:qFormat/>
     <w:uiPriority w:val="0"/>
@@ -2447,7 +3509,7 @@
       <w:szCs w:val="18"/>
     </w:rPr>
   </w:style>
-  <w:style w:type="paragraph" w:customStyle="1" w:styleId="15">
+  <w:style w:type="paragraph" w:customStyle="1" w:styleId="17">
     <w:name w:val="reader-word-layer reader-word-s1-21"/>
     <w:basedOn w:val="1"/>
     <w:qFormat/>
@@ -2463,7 +3525,7 @@
       <w:sz w:val="24"/>
     </w:rPr>
   </w:style>
-  <w:style w:type="paragraph" w:customStyle="1" w:styleId="16">
+  <w:style w:type="paragraph" w:customStyle="1" w:styleId="18">
     <w:name w:val="reader-word-layer reader-word-s1-30"/>
     <w:basedOn w:val="1"/>
     <w:qFormat/>
@@ -2479,7 +3541,7 @@
       <w:sz w:val="24"/>
     </w:rPr>
   </w:style>
-  <w:style w:type="paragraph" w:styleId="17">
+  <w:style w:type="paragraph" w:styleId="19">
     <w:name w:val="List Paragraph"/>
     <w:basedOn w:val="1"/>
     <w:qFormat/>
@@ -2488,9 +3550,9 @@
       <w:ind w:firstLine="420" w:firstLineChars="200"/>
     </w:pPr>
   </w:style>
-  <w:style w:type="character" w:customStyle="1" w:styleId="18">
+  <w:style w:type="character" w:customStyle="1" w:styleId="20">
     <w:name w:val="批注框文本 字符"/>
-    <w:basedOn w:val="8"/>
+    <w:basedOn w:val="9"/>
     <w:link w:val="2"/>
     <w:qFormat/>
     <w:uiPriority w:val="0"/>
@@ -2500,15 +3562,32 @@
       <w:szCs w:val="18"/>
     </w:rPr>
   </w:style>
-  <w:style w:type="character" w:customStyle="1" w:styleId="19">
+  <w:style w:type="character" w:customStyle="1" w:styleId="21">
     <w:name w:val="Unresolved Mention"/>
-    <w:basedOn w:val="8"/>
+    <w:basedOn w:val="9"/>
     <w:semiHidden/>
     <w:unhideWhenUsed/>
+    <w:qFormat/>
     <w:uiPriority w:val="99"/>
     <w:rPr>
       <w:color w:val="605E5C"/>
       <w:shd w:val="clear" w:color="auto" w:fill="E1DFDD"/>
+    </w:rPr>
+  </w:style>
+  <w:style w:type="paragraph" w:customStyle="1" w:styleId="22">
+    <w:name w:val="图表"/>
+    <w:basedOn w:val="1"/>
+    <w:next w:val="1"/>
+    <w:qFormat/>
+    <w:uiPriority w:val="0"/>
+    <w:pPr>
+      <w:ind w:firstLine="0" w:firstLineChars="0"/>
+      <w:jc w:val="center"/>
+    </w:pPr>
+    <w:rPr>
+      <w:b/>
+      <w:sz w:val="21"/>
+      <w:szCs w:val="21"/>
     </w:rPr>
   </w:style>
 </w:styles>

--- a/Labs/Lab03/Lab03+徐炜杰+202383910029.docx
+++ b/Labs/Lab03/Lab03+徐炜杰+202383910029.docx
@@ -1030,6 +1030,20 @@
         <w:autoSpaceDN w:val="0"/>
         <w:adjustRightInd w:val="0"/>
         <w:spacing w:line="300" w:lineRule="auto"/>
+        <w:jc w:val="left"/>
+      </w:pPr>
+    </w:p>
+    <w:p>
+      <w:pPr>
+        <w:widowControl w:val="0"/>
+        <w:numPr>
+          <w:ilvl w:val="0"/>
+          <w:numId w:val="0"/>
+        </w:numPr>
+        <w:autoSpaceDE w:val="0"/>
+        <w:autoSpaceDN w:val="0"/>
+        <w:adjustRightInd w:val="0"/>
+        <w:spacing w:line="300" w:lineRule="auto"/>
         <w:jc w:val="both"/>
         <w:rPr>
           <w:rFonts w:hint="default" w:ascii="Times New Roman" w:hAnsi="Times New Roman" w:eastAsia="黑体" w:cs="Times New Roman"/>
@@ -1122,6 +1136,20 @@
         <w:autoSpaceDN w:val="0"/>
         <w:adjustRightInd w:val="0"/>
         <w:spacing w:line="300" w:lineRule="auto"/>
+        <w:jc w:val="left"/>
+      </w:pPr>
+    </w:p>
+    <w:p>
+      <w:pPr>
+        <w:widowControl w:val="0"/>
+        <w:numPr>
+          <w:ilvl w:val="0"/>
+          <w:numId w:val="0"/>
+        </w:numPr>
+        <w:autoSpaceDE w:val="0"/>
+        <w:autoSpaceDN w:val="0"/>
+        <w:adjustRightInd w:val="0"/>
+        <w:spacing w:line="300" w:lineRule="auto"/>
         <w:jc w:val="both"/>
         <w:rPr>
           <w:rFonts w:hint="default" w:ascii="Times New Roman" w:hAnsi="Times New Roman" w:eastAsia="黑体" w:cs="Times New Roman"/>
@@ -1214,6 +1242,20 @@
         <w:autoSpaceDN w:val="0"/>
         <w:adjustRightInd w:val="0"/>
         <w:spacing w:line="300" w:lineRule="auto"/>
+        <w:jc w:val="left"/>
+      </w:pPr>
+    </w:p>
+    <w:p>
+      <w:pPr>
+        <w:widowControl w:val="0"/>
+        <w:numPr>
+          <w:ilvl w:val="0"/>
+          <w:numId w:val="0"/>
+        </w:numPr>
+        <w:autoSpaceDE w:val="0"/>
+        <w:autoSpaceDN w:val="0"/>
+        <w:adjustRightInd w:val="0"/>
+        <w:spacing w:line="300" w:lineRule="auto"/>
         <w:jc w:val="both"/>
         <w:rPr>
           <w:rFonts w:hint="eastAsia" w:ascii="Times New Roman" w:hAnsi="Times New Roman" w:eastAsia="黑体" w:cs="Times New Roman"/>
@@ -1306,6 +1348,20 @@
         <w:autoSpaceDN w:val="0"/>
         <w:adjustRightInd w:val="0"/>
         <w:spacing w:line="300" w:lineRule="auto"/>
+        <w:jc w:val="left"/>
+      </w:pPr>
+    </w:p>
+    <w:p>
+      <w:pPr>
+        <w:widowControl w:val="0"/>
+        <w:numPr>
+          <w:ilvl w:val="0"/>
+          <w:numId w:val="0"/>
+        </w:numPr>
+        <w:autoSpaceDE w:val="0"/>
+        <w:autoSpaceDN w:val="0"/>
+        <w:adjustRightInd w:val="0"/>
+        <w:spacing w:line="300" w:lineRule="auto"/>
         <w:jc w:val="both"/>
         <w:rPr>
           <w:rFonts w:hint="eastAsia" w:ascii="Times New Roman" w:hAnsi="Times New Roman" w:eastAsia="黑体" w:cs="Times New Roman"/>
@@ -1398,6 +1454,20 @@
         <w:autoSpaceDN w:val="0"/>
         <w:adjustRightInd w:val="0"/>
         <w:spacing w:line="300" w:lineRule="auto"/>
+        <w:jc w:val="left"/>
+      </w:pPr>
+    </w:p>
+    <w:p>
+      <w:pPr>
+        <w:widowControl w:val="0"/>
+        <w:numPr>
+          <w:ilvl w:val="0"/>
+          <w:numId w:val="0"/>
+        </w:numPr>
+        <w:autoSpaceDE w:val="0"/>
+        <w:autoSpaceDN w:val="0"/>
+        <w:adjustRightInd w:val="0"/>
+        <w:spacing w:line="300" w:lineRule="auto"/>
         <w:jc w:val="both"/>
         <w:rPr>
           <w:rFonts w:hint="eastAsia" w:ascii="Times New Roman" w:hAnsi="Times New Roman" w:eastAsia="黑体" w:cs="Times New Roman"/>
@@ -1490,6 +1560,20 @@
         <w:autoSpaceDN w:val="0"/>
         <w:adjustRightInd w:val="0"/>
         <w:spacing w:line="300" w:lineRule="auto"/>
+        <w:jc w:val="left"/>
+      </w:pPr>
+    </w:p>
+    <w:p>
+      <w:pPr>
+        <w:widowControl w:val="0"/>
+        <w:numPr>
+          <w:ilvl w:val="0"/>
+          <w:numId w:val="0"/>
+        </w:numPr>
+        <w:autoSpaceDE w:val="0"/>
+        <w:autoSpaceDN w:val="0"/>
+        <w:adjustRightInd w:val="0"/>
+        <w:spacing w:line="300" w:lineRule="auto"/>
         <w:jc w:val="both"/>
         <w:rPr>
           <w:rFonts w:hint="eastAsia" w:ascii="Times New Roman" w:hAnsi="Times New Roman" w:eastAsia="黑体" w:cs="Times New Roman"/>
@@ -1582,6 +1666,20 @@
         <w:autoSpaceDN w:val="0"/>
         <w:adjustRightInd w:val="0"/>
         <w:spacing w:line="300" w:lineRule="auto"/>
+        <w:jc w:val="left"/>
+      </w:pPr>
+    </w:p>
+    <w:p>
+      <w:pPr>
+        <w:widowControl w:val="0"/>
+        <w:numPr>
+          <w:ilvl w:val="0"/>
+          <w:numId w:val="0"/>
+        </w:numPr>
+        <w:autoSpaceDE w:val="0"/>
+        <w:autoSpaceDN w:val="0"/>
+        <w:adjustRightInd w:val="0"/>
+        <w:spacing w:line="300" w:lineRule="auto"/>
         <w:jc w:val="both"/>
         <w:rPr>
           <w:rFonts w:hint="eastAsia" w:ascii="Times New Roman" w:hAnsi="Times New Roman" w:eastAsia="黑体" w:cs="Times New Roman"/>
@@ -1761,17 +1859,6 @@
         <w:spacing w:line="300" w:lineRule="auto"/>
         <w:jc w:val="both"/>
         <w:rPr>
-          <w:rFonts w:hint="default" w:eastAsia="黑体" w:cs="Times New Roman"/>
-          <w:b w:val="0"/>
-          <w:bCs/>
-          <w:kern w:val="0"/>
-          <w:sz w:val="24"/>
-          <w:szCs w:val="24"/>
-          <w:lang w:val="en-US" w:eastAsia="zh-CN"/>
-        </w:rPr>
-      </w:pPr>
-      <w:r>
-        <w:rPr>
           <w:rFonts w:hint="eastAsia" w:eastAsia="黑体" w:cs="Times New Roman"/>
           <w:b w:val="0"/>
           <w:bCs/>
@@ -1780,7 +1867,18 @@
           <w:szCs w:val="24"/>
           <w:lang w:val="en-US" w:eastAsia="zh-CN"/>
         </w:rPr>
-        <w:t>1. Through this experiment, a clearer understanding of the overall Kubernetes workflow was achieved, including cluster initialization, application deployment, service exposure, and external access. The process helped connect theoretical concepts with practical operations, forming a more complete view of how Kubernetes manages containerized applications. Frequent use of kubectl and Minikube commands significantly improved familiarity with command-line interactions. The experiment reinforced the importance of precise command usage and parameter configuration, especially when deploying and troubleshooting applications.</w:t>
+      </w:pPr>
+      <w:r>
+        <w:rPr>
+          <w:rFonts w:hint="eastAsia" w:eastAsia="黑体" w:cs="Times New Roman"/>
+          <w:b w:val="0"/>
+          <w:bCs/>
+          <w:kern w:val="0"/>
+          <w:sz w:val="24"/>
+          <w:szCs w:val="24"/>
+          <w:lang w:val="en-US" w:eastAsia="zh-CN"/>
+        </w:rPr>
+        <w:t xml:space="preserve">1. Through this experiment, a clearer understanding of the overall Kubernetes workflow was achieved, including cluster initialization, application deployment, service exposure, and external access. The process helped connect theoretical concepts with practical operations, forming a more complete view of how Kubernetes manages containerized applications. Frequent use of kubectl and Minikube commands significantly improved familiarity with command-line interactions. </w:t>
       </w:r>
     </w:p>
     <w:p>
@@ -1795,17 +1893,6 @@
         <w:spacing w:line="300" w:lineRule="auto"/>
         <w:jc w:val="both"/>
         <w:rPr>
-          <w:rFonts w:hint="default" w:eastAsia="黑体" w:cs="Times New Roman"/>
-          <w:b w:val="0"/>
-          <w:bCs/>
-          <w:kern w:val="0"/>
-          <w:sz w:val="24"/>
-          <w:szCs w:val="24"/>
-          <w:lang w:val="en-US" w:eastAsia="zh-CN"/>
-        </w:rPr>
-      </w:pPr>
-      <w:r>
-        <w:rPr>
           <w:rFonts w:hint="eastAsia" w:eastAsia="黑体" w:cs="Times New Roman"/>
           <w:b w:val="0"/>
           <w:bCs/>
@@ -1814,7 +1901,18 @@
           <w:szCs w:val="24"/>
           <w:lang w:val="en-US" w:eastAsia="zh-CN"/>
         </w:rPr>
-        <w:t>2. The experiment highlighted the abstraction mechanisms in Kubernetes, particularly the roles of Deployment, Pod, and Service. It became evident that Kubernetes separates application definition, execution, and access, which enhances flexibility and scalability in real-world scenarios. By checking Pod status and analyzing logs, practical experience in identifying and resolving issues was gained. This process emphasized the importance of monitoring tools and logs in ensuring application reliability and performance.</w:t>
+      </w:pPr>
+      <w:r>
+        <w:rPr>
+          <w:rFonts w:hint="eastAsia" w:eastAsia="黑体" w:cs="Times New Roman"/>
+          <w:b w:val="0"/>
+          <w:bCs/>
+          <w:kern w:val="0"/>
+          <w:sz w:val="24"/>
+          <w:szCs w:val="24"/>
+          <w:lang w:val="en-US" w:eastAsia="zh-CN"/>
+        </w:rPr>
+        <w:t xml:space="preserve">2. The experiment highlighted the abstraction mechanisms in Kubernetes, particularly the roles of Deployment, Pod, and Service. It became evident that Kubernetes separates application definition, execution, and access, which enhances flexibility and scalability in real-world scenarios. By checking Pod status and analyzing logs, practical experience in identifying and resolving issues was gained. </w:t>
       </w:r>
     </w:p>
     <w:p>
@@ -1838,6 +1936,8 @@
           <w:lang w:val="en-US" w:eastAsia="zh-CN"/>
         </w:rPr>
       </w:pPr>
+      <w:bookmarkStart w:id="0" w:name="_GoBack"/>
+      <w:bookmarkEnd w:id="0"/>
       <w:r>
         <w:rPr>
           <w:rFonts w:hint="eastAsia" w:eastAsia="黑体" w:cs="Times New Roman"/>
@@ -1941,6 +2041,12 @@
             <w:insideH w:val="single" w:color="auto" w:sz="4" w:space="0"/>
             <w:insideV w:val="none" w:color="auto" w:sz="0" w:space="0"/>
           </w:tblBorders>
+          <w:tblCellMar>
+            <w:top w:w="0" w:type="dxa"/>
+            <w:left w:w="108" w:type="dxa"/>
+            <w:bottom w:w="0" w:type="dxa"/>
+            <w:right w:w="108" w:type="dxa"/>
+          </w:tblCellMar>
         </w:tblPrEx>
         <w:tc>
           <w:tcPr>
@@ -2429,12 +2535,6 @@
             <w:insideH w:val="single" w:color="auto" w:sz="4" w:space="0"/>
             <w:insideV w:val="none" w:color="auto" w:sz="0" w:space="0"/>
           </w:tblBorders>
-          <w:tblCellMar>
-            <w:top w:w="0" w:type="dxa"/>
-            <w:left w:w="108" w:type="dxa"/>
-            <w:bottom w:w="0" w:type="dxa"/>
-            <w:right w:w="108" w:type="dxa"/>
-          </w:tblCellMar>
         </w:tblPrEx>
         <w:tc>
           <w:tcPr>
@@ -2892,8 +2992,6 @@
               </w:rPr>
               <w:t>minikube service hello-node</w:t>
             </w:r>
-            <w:bookmarkStart w:id="0" w:name="_GoBack"/>
-            <w:bookmarkEnd w:id="0"/>
           </w:p>
         </w:tc>
       </w:tr>
